--- a/Assignment/Module-1/Theory/Python Assigment Theory.docx
+++ b/Assignment/Module-1/Theory/Python Assigment Theory.docx
@@ -18709,17 +18709,7 @@
           <w:highlight w:val="yellow"/>
         </w:rPr>
         <w:lastRenderedPageBreak/>
-        <w:t xml:space="preserve">Q. </w:t>
-      </w:r>
-      <w:r>
-        <w:rPr>
-          <w:b/>
-          <w:bCs/>
-          <w:sz w:val="32"/>
-          <w:szCs w:val="32"/>
-          <w:highlight w:val="yellow"/>
-        </w:rPr>
-        <w:t>String slicing.</w:t>
+        <w:t>Q. String slicing.</w:t>
       </w:r>
     </w:p>
     <w:p>
@@ -18804,7 +18794,6 @@
           </m:r>
           <m:r>
             <w:rPr>
-              <w:i/>
               <w:sz w:val="32"/>
               <w:szCs w:val="32"/>
             </w:rPr>
@@ -19245,12 +19234,21 @@
         </w:rPr>
         <w:t>-1] → </w:t>
       </w:r>
+      <w:proofErr w:type="gramStart"/>
       <w:r>
         <w:rPr>
           <w:sz w:val="32"/>
           <w:szCs w:val="32"/>
         </w:rPr>
-        <w:t>"!dlroW ,olleH" (reverses the string)</w:t>
+        <w:t>"!dlroW ,olleH</w:t>
+      </w:r>
+      <w:proofErr w:type="gramEnd"/>
+      <w:r>
+        <w:rPr>
+          <w:sz w:val="32"/>
+          <w:szCs w:val="32"/>
+        </w:rPr>
+        <w:t>" (reverses the string)</w:t>
       </w:r>
     </w:p>
     <w:p>
@@ -20263,7 +20261,7 @@
           <w:sz w:val="28"/>
           <w:szCs w:val="28"/>
         </w:rPr>
-        <w:t>doubled = list(</w:t>
+        <w:t xml:space="preserve">doubled = </w:t>
       </w:r>
       <w:proofErr w:type="gramStart"/>
       <w:r>
@@ -20271,7 +20269,7 @@
           <w:sz w:val="28"/>
           <w:szCs w:val="28"/>
         </w:rPr>
-        <w:t>map(</w:t>
+        <w:t>list(map(</w:t>
       </w:r>
       <w:proofErr w:type="gramEnd"/>
       <w:r>
@@ -20279,7 +20277,15 @@
           <w:sz w:val="28"/>
           <w:szCs w:val="28"/>
         </w:rPr>
-        <w:t xml:space="preserve">lambda x: x * 2, numbers))  </w:t>
+        <w:t>lambda x: x * 2, numbers</w:t>
+      </w:r>
+      <w:proofErr w:type="gramStart"/>
+      <w:r>
+        <w:rPr>
+          <w:sz w:val="28"/>
+          <w:szCs w:val="28"/>
+        </w:rPr>
+        <w:t xml:space="preserve">))  </w:t>
       </w:r>
       <w:r>
         <w:rPr>
@@ -20288,7 +20294,17 @@
           <w:sz w:val="28"/>
           <w:szCs w:val="28"/>
         </w:rPr>
-        <w:t># [2, 4, 6]</w:t>
+        <w:t>#</w:t>
+      </w:r>
+      <w:proofErr w:type="gramEnd"/>
+      <w:r>
+        <w:rPr>
+          <w:i/>
+          <w:iCs/>
+          <w:sz w:val="28"/>
+          <w:szCs w:val="28"/>
+        </w:rPr>
+        <w:t xml:space="preserve"> [2, 4, 6]</w:t>
       </w:r>
     </w:p>
     <w:p>
@@ -21797,6 +21813,1799 @@
           <w:szCs w:val="28"/>
         </w:rPr>
         <w:t>This concise introduction covers basics needed for assignments on these advanced Python concepts.</w:t>
+      </w:r>
+    </w:p>
+    <w:p>
+      <w:pPr>
+        <w:spacing w:after="0"/>
+        <w:rPr>
+          <w:b/>
+          <w:bCs/>
+          <w:sz w:val="28"/>
+          <w:szCs w:val="28"/>
+        </w:rPr>
+      </w:pPr>
+    </w:p>
+    <w:p>
+      <w:pPr>
+        <w:spacing w:after="0"/>
+        <w:rPr>
+          <w:b/>
+          <w:bCs/>
+          <w:sz w:val="28"/>
+          <w:szCs w:val="28"/>
+        </w:rPr>
+      </w:pPr>
+    </w:p>
+    <w:p>
+      <w:pPr>
+        <w:spacing w:after="0"/>
+        <w:rPr>
+          <w:b/>
+          <w:bCs/>
+          <w:sz w:val="28"/>
+          <w:szCs w:val="28"/>
+        </w:rPr>
+      </w:pPr>
+    </w:p>
+    <w:p>
+      <w:pPr>
+        <w:spacing w:after="0"/>
+        <w:rPr>
+          <w:b/>
+          <w:bCs/>
+          <w:sz w:val="28"/>
+          <w:szCs w:val="28"/>
+        </w:rPr>
+      </w:pPr>
+    </w:p>
+    <w:p>
+      <w:pPr>
+        <w:spacing w:after="0"/>
+        <w:rPr>
+          <w:b/>
+          <w:bCs/>
+          <w:sz w:val="28"/>
+          <w:szCs w:val="28"/>
+        </w:rPr>
+      </w:pPr>
+    </w:p>
+    <w:p>
+      <w:pPr>
+        <w:spacing w:after="0"/>
+        <w:rPr>
+          <w:b/>
+          <w:bCs/>
+          <w:sz w:val="28"/>
+          <w:szCs w:val="28"/>
+        </w:rPr>
+      </w:pPr>
+    </w:p>
+    <w:p>
+      <w:pPr>
+        <w:spacing w:after="0"/>
+        <w:rPr>
+          <w:b/>
+          <w:bCs/>
+          <w:sz w:val="28"/>
+          <w:szCs w:val="28"/>
+        </w:rPr>
+      </w:pPr>
+    </w:p>
+    <w:p>
+      <w:pPr>
+        <w:spacing w:after="0"/>
+        <w:rPr>
+          <w:b/>
+          <w:bCs/>
+          <w:sz w:val="28"/>
+          <w:szCs w:val="28"/>
+        </w:rPr>
+      </w:pPr>
+    </w:p>
+    <w:p>
+      <w:pPr>
+        <w:spacing w:after="0"/>
+        <w:rPr>
+          <w:b/>
+          <w:bCs/>
+          <w:sz w:val="28"/>
+          <w:szCs w:val="28"/>
+        </w:rPr>
+      </w:pPr>
+    </w:p>
+    <w:p>
+      <w:pPr>
+        <w:spacing w:after="0"/>
+        <w:rPr>
+          <w:b/>
+          <w:bCs/>
+          <w:sz w:val="28"/>
+          <w:szCs w:val="28"/>
+        </w:rPr>
+      </w:pPr>
+    </w:p>
+    <w:p>
+      <w:pPr>
+        <w:spacing w:after="0"/>
+        <w:rPr>
+          <w:b/>
+          <w:bCs/>
+          <w:sz w:val="28"/>
+          <w:szCs w:val="28"/>
+        </w:rPr>
+      </w:pPr>
+    </w:p>
+    <w:p>
+      <w:pPr>
+        <w:spacing w:after="0"/>
+        <w:rPr>
+          <w:b/>
+          <w:bCs/>
+          <w:sz w:val="28"/>
+          <w:szCs w:val="28"/>
+        </w:rPr>
+      </w:pPr>
+    </w:p>
+    <w:p>
+      <w:pPr>
+        <w:spacing w:after="0"/>
+        <w:jc w:val="center"/>
+        <w:rPr>
+          <w:b/>
+          <w:bCs/>
+          <w:sz w:val="52"/>
+          <w:szCs w:val="52"/>
+        </w:rPr>
+      </w:pPr>
+      <w:r>
+        <w:rPr>
+          <w:b/>
+          <w:bCs/>
+          <w:sz w:val="52"/>
+          <w:szCs w:val="52"/>
+          <w:highlight w:val="yellow"/>
+        </w:rPr>
+        <w:lastRenderedPageBreak/>
+        <w:t>LAB</w:t>
+      </w:r>
+    </w:p>
+    <w:p>
+      <w:pPr>
+        <w:spacing w:after="0"/>
+        <w:rPr>
+          <w:b/>
+          <w:bCs/>
+          <w:sz w:val="52"/>
+          <w:szCs w:val="52"/>
+        </w:rPr>
+      </w:pPr>
+    </w:p>
+    <w:p>
+      <w:pPr>
+        <w:spacing w:after="0"/>
+        <w:rPr>
+          <w:b/>
+          <w:bCs/>
+          <w:sz w:val="28"/>
+          <w:szCs w:val="28"/>
+        </w:rPr>
+      </w:pPr>
+      <w:r>
+        <w:rPr>
+          <w:b/>
+          <w:bCs/>
+          <w:sz w:val="28"/>
+          <w:szCs w:val="28"/>
+          <w:highlight w:val="lightGray"/>
+        </w:rPr>
+        <w:t>Practical Example 1: How does the Python code structure work?</w:t>
+      </w:r>
+    </w:p>
+    <w:p>
+      <w:pPr>
+        <w:spacing w:after="0"/>
+        <w:rPr>
+          <w:b/>
+          <w:bCs/>
+          <w:sz w:val="28"/>
+          <w:szCs w:val="28"/>
+        </w:rPr>
+      </w:pPr>
+      <w:r>
+        <w:rPr>
+          <w:b/>
+          <w:bCs/>
+          <w:sz w:val="28"/>
+          <w:szCs w:val="28"/>
+        </w:rPr>
+        <w:t>Ans:</w:t>
+      </w:r>
+    </w:p>
+    <w:p>
+      <w:pPr>
+        <w:spacing w:after="0"/>
+        <w:rPr>
+          <w:b/>
+          <w:bCs/>
+          <w:sz w:val="28"/>
+          <w:szCs w:val="28"/>
+        </w:rPr>
+      </w:pPr>
+      <w:r>
+        <w:rPr>
+          <w:b/>
+          <w:bCs/>
+          <w:sz w:val="28"/>
+          <w:szCs w:val="28"/>
+        </w:rPr>
+        <w:t>Python programs are usually made of four basic parts:</w:t>
+      </w:r>
+    </w:p>
+    <w:p>
+      <w:pPr>
+        <w:numPr>
+          <w:ilvl w:val="0"/>
+          <w:numId w:val="41"/>
+        </w:numPr>
+        <w:spacing w:after="0"/>
+        <w:rPr>
+          <w:sz w:val="28"/>
+          <w:szCs w:val="28"/>
+        </w:rPr>
+      </w:pPr>
+      <w:r>
+        <w:rPr>
+          <w:b/>
+          <w:bCs/>
+          <w:sz w:val="28"/>
+          <w:szCs w:val="28"/>
+        </w:rPr>
+        <w:t xml:space="preserve">Imports – </w:t>
+      </w:r>
+      <w:r>
+        <w:rPr>
+          <w:sz w:val="28"/>
+          <w:szCs w:val="28"/>
+        </w:rPr>
+        <w:t>bring in tools that Python already has</w:t>
+      </w:r>
+    </w:p>
+    <w:p>
+      <w:pPr>
+        <w:numPr>
+          <w:ilvl w:val="0"/>
+          <w:numId w:val="41"/>
+        </w:numPr>
+        <w:spacing w:after="0"/>
+        <w:rPr>
+          <w:sz w:val="28"/>
+          <w:szCs w:val="28"/>
+        </w:rPr>
+      </w:pPr>
+      <w:r>
+        <w:rPr>
+          <w:b/>
+          <w:bCs/>
+          <w:sz w:val="28"/>
+          <w:szCs w:val="28"/>
+        </w:rPr>
+        <w:t xml:space="preserve">Variables / Data – </w:t>
+      </w:r>
+      <w:r>
+        <w:rPr>
+          <w:sz w:val="28"/>
+          <w:szCs w:val="28"/>
+        </w:rPr>
+        <w:t>store information</w:t>
+      </w:r>
+    </w:p>
+    <w:p>
+      <w:pPr>
+        <w:numPr>
+          <w:ilvl w:val="0"/>
+          <w:numId w:val="41"/>
+        </w:numPr>
+        <w:spacing w:after="0"/>
+        <w:rPr>
+          <w:sz w:val="28"/>
+          <w:szCs w:val="28"/>
+        </w:rPr>
+      </w:pPr>
+      <w:r>
+        <w:rPr>
+          <w:b/>
+          <w:bCs/>
+          <w:sz w:val="28"/>
+          <w:szCs w:val="28"/>
+        </w:rPr>
+        <w:t xml:space="preserve">Functions – </w:t>
+      </w:r>
+      <w:r>
+        <w:rPr>
+          <w:sz w:val="28"/>
+          <w:szCs w:val="28"/>
+        </w:rPr>
+        <w:t>reusable actions</w:t>
+      </w:r>
+    </w:p>
+    <w:p>
+      <w:pPr>
+        <w:numPr>
+          <w:ilvl w:val="0"/>
+          <w:numId w:val="41"/>
+        </w:numPr>
+        <w:spacing w:after="0"/>
+        <w:rPr>
+          <w:b/>
+          <w:bCs/>
+          <w:sz w:val="28"/>
+          <w:szCs w:val="28"/>
+        </w:rPr>
+      </w:pPr>
+      <w:r>
+        <w:rPr>
+          <w:b/>
+          <w:bCs/>
+          <w:sz w:val="28"/>
+          <w:szCs w:val="28"/>
+        </w:rPr>
+        <w:t xml:space="preserve">Main code – </w:t>
+      </w:r>
+      <w:r>
+        <w:rPr>
+          <w:sz w:val="28"/>
+          <w:szCs w:val="28"/>
+        </w:rPr>
+        <w:t>the part that actually runs</w:t>
+      </w:r>
+    </w:p>
+    <w:p>
+      <w:pPr>
+        <w:spacing w:after="0"/>
+        <w:rPr>
+          <w:sz w:val="28"/>
+          <w:szCs w:val="28"/>
+        </w:rPr>
+      </w:pPr>
+      <w:r>
+        <w:rPr>
+          <w:sz w:val="28"/>
+          <w:szCs w:val="28"/>
+        </w:rPr>
+        <w:t>Here’s the simplest example to show how they fit together.</w:t>
+      </w:r>
+    </w:p>
+    <w:p>
+      <w:pPr>
+        <w:spacing w:after="0"/>
+        <w:rPr>
+          <w:b/>
+          <w:bCs/>
+          <w:sz w:val="28"/>
+          <w:szCs w:val="28"/>
+        </w:rPr>
+      </w:pPr>
+      <w:r>
+        <w:rPr>
+          <w:b/>
+          <w:bCs/>
+          <w:sz w:val="28"/>
+          <w:szCs w:val="28"/>
+        </w:rPr>
+        <w:t>Super Simple Example</w:t>
+      </w:r>
+    </w:p>
+    <w:p>
+      <w:pPr>
+        <w:spacing w:after="0"/>
+        <w:rPr>
+          <w:b/>
+          <w:bCs/>
+          <w:sz w:val="28"/>
+          <w:szCs w:val="28"/>
+        </w:rPr>
+      </w:pPr>
+      <w:r>
+        <w:rPr>
+          <w:b/>
+          <w:bCs/>
+          <w:sz w:val="28"/>
+          <w:szCs w:val="28"/>
+        </w:rPr>
+        <w:t># 1. Imports</w:t>
+      </w:r>
+    </w:p>
+    <w:p>
+      <w:pPr>
+        <w:spacing w:after="0"/>
+        <w:rPr>
+          <w:sz w:val="28"/>
+          <w:szCs w:val="28"/>
+        </w:rPr>
+      </w:pPr>
+      <w:r>
+        <w:rPr>
+          <w:sz w:val="28"/>
+          <w:szCs w:val="28"/>
+        </w:rPr>
+        <w:t>import math</w:t>
+      </w:r>
+    </w:p>
+    <w:p>
+      <w:pPr>
+        <w:spacing w:after="0"/>
+        <w:rPr>
+          <w:b/>
+          <w:bCs/>
+          <w:sz w:val="28"/>
+          <w:szCs w:val="28"/>
+        </w:rPr>
+      </w:pPr>
+    </w:p>
+    <w:p>
+      <w:pPr>
+        <w:spacing w:after="0"/>
+        <w:rPr>
+          <w:b/>
+          <w:bCs/>
+          <w:sz w:val="28"/>
+          <w:szCs w:val="28"/>
+        </w:rPr>
+      </w:pPr>
+      <w:r>
+        <w:rPr>
+          <w:b/>
+          <w:bCs/>
+          <w:sz w:val="28"/>
+          <w:szCs w:val="28"/>
+        </w:rPr>
+        <w:t># 2. Variables / Data</w:t>
+      </w:r>
+    </w:p>
+    <w:p>
+      <w:pPr>
+        <w:spacing w:after="0"/>
+        <w:rPr>
+          <w:sz w:val="28"/>
+          <w:szCs w:val="28"/>
+        </w:rPr>
+      </w:pPr>
+      <w:r>
+        <w:rPr>
+          <w:sz w:val="28"/>
+          <w:szCs w:val="28"/>
+        </w:rPr>
+        <w:t>number = 9</w:t>
+      </w:r>
+    </w:p>
+    <w:p>
+      <w:pPr>
+        <w:spacing w:after="0"/>
+        <w:rPr>
+          <w:b/>
+          <w:bCs/>
+          <w:sz w:val="28"/>
+          <w:szCs w:val="28"/>
+        </w:rPr>
+      </w:pPr>
+    </w:p>
+    <w:p>
+      <w:pPr>
+        <w:spacing w:after="0"/>
+        <w:rPr>
+          <w:b/>
+          <w:bCs/>
+          <w:sz w:val="28"/>
+          <w:szCs w:val="28"/>
+        </w:rPr>
+      </w:pPr>
+      <w:r>
+        <w:rPr>
+          <w:b/>
+          <w:bCs/>
+          <w:sz w:val="28"/>
+          <w:szCs w:val="28"/>
+        </w:rPr>
+        <w:t># 3. Functions</w:t>
+      </w:r>
+    </w:p>
+    <w:p>
+      <w:pPr>
+        <w:spacing w:after="0"/>
+        <w:rPr>
+          <w:sz w:val="28"/>
+          <w:szCs w:val="28"/>
+        </w:rPr>
+      </w:pPr>
+      <w:r>
+        <w:rPr>
+          <w:sz w:val="28"/>
+          <w:szCs w:val="28"/>
+        </w:rPr>
+        <w:t xml:space="preserve">def </w:t>
+      </w:r>
+      <w:proofErr w:type="spellStart"/>
+      <w:r>
+        <w:rPr>
+          <w:sz w:val="28"/>
+          <w:szCs w:val="28"/>
+        </w:rPr>
+        <w:t>square_root</w:t>
+      </w:r>
+      <w:proofErr w:type="spellEnd"/>
+      <w:r>
+        <w:rPr>
+          <w:sz w:val="28"/>
+          <w:szCs w:val="28"/>
+        </w:rPr>
+        <w:t>(n):</w:t>
+      </w:r>
+    </w:p>
+    <w:p>
+      <w:pPr>
+        <w:spacing w:after="0"/>
+        <w:rPr>
+          <w:sz w:val="28"/>
+          <w:szCs w:val="28"/>
+        </w:rPr>
+      </w:pPr>
+      <w:r>
+        <w:rPr>
+          <w:sz w:val="28"/>
+          <w:szCs w:val="28"/>
+        </w:rPr>
+        <w:t xml:space="preserve">    return </w:t>
+      </w:r>
+      <w:proofErr w:type="spellStart"/>
+      <w:proofErr w:type="gramStart"/>
+      <w:r>
+        <w:rPr>
+          <w:sz w:val="28"/>
+          <w:szCs w:val="28"/>
+        </w:rPr>
+        <w:t>math.sqrt</w:t>
+      </w:r>
+      <w:proofErr w:type="spellEnd"/>
+      <w:proofErr w:type="gramEnd"/>
+      <w:r>
+        <w:rPr>
+          <w:sz w:val="28"/>
+          <w:szCs w:val="28"/>
+        </w:rPr>
+        <w:t>(n)</w:t>
+      </w:r>
+    </w:p>
+    <w:p>
+      <w:pPr>
+        <w:spacing w:after="0"/>
+        <w:rPr>
+          <w:b/>
+          <w:bCs/>
+          <w:sz w:val="28"/>
+          <w:szCs w:val="28"/>
+        </w:rPr>
+      </w:pPr>
+    </w:p>
+    <w:p>
+      <w:pPr>
+        <w:spacing w:after="0"/>
+        <w:rPr>
+          <w:b/>
+          <w:bCs/>
+          <w:sz w:val="28"/>
+          <w:szCs w:val="28"/>
+        </w:rPr>
+      </w:pPr>
+      <w:r>
+        <w:rPr>
+          <w:b/>
+          <w:bCs/>
+          <w:sz w:val="28"/>
+          <w:szCs w:val="28"/>
+        </w:rPr>
+        <w:t># 4. Main Code</w:t>
+      </w:r>
+    </w:p>
+    <w:p>
+      <w:pPr>
+        <w:spacing w:after="0"/>
+        <w:rPr>
+          <w:sz w:val="28"/>
+          <w:szCs w:val="28"/>
+        </w:rPr>
+      </w:pPr>
+      <w:r>
+        <w:rPr>
+          <w:sz w:val="28"/>
+          <w:szCs w:val="28"/>
+        </w:rPr>
+        <w:t xml:space="preserve">result = </w:t>
+      </w:r>
+      <w:proofErr w:type="spellStart"/>
+      <w:r>
+        <w:rPr>
+          <w:sz w:val="28"/>
+          <w:szCs w:val="28"/>
+        </w:rPr>
+        <w:t>square_root</w:t>
+      </w:r>
+      <w:proofErr w:type="spellEnd"/>
+      <w:r>
+        <w:rPr>
+          <w:sz w:val="28"/>
+          <w:szCs w:val="28"/>
+        </w:rPr>
+        <w:t>(number)</w:t>
+      </w:r>
+    </w:p>
+    <w:p>
+      <w:pPr>
+        <w:spacing w:after="0"/>
+        <w:rPr>
+          <w:sz w:val="28"/>
+          <w:szCs w:val="28"/>
+        </w:rPr>
+      </w:pPr>
+      <w:proofErr w:type="gramStart"/>
+      <w:r>
+        <w:rPr>
+          <w:sz w:val="28"/>
+          <w:szCs w:val="28"/>
+        </w:rPr>
+        <w:t>print(</w:t>
+      </w:r>
+      <w:proofErr w:type="gramEnd"/>
+      <w:r>
+        <w:rPr>
+          <w:sz w:val="28"/>
+          <w:szCs w:val="28"/>
+        </w:rPr>
+        <w:t>"The square root is:", result)</w:t>
+      </w:r>
+    </w:p>
+    <w:p>
+      <w:pPr>
+        <w:spacing w:after="0"/>
+        <w:rPr>
+          <w:b/>
+          <w:bCs/>
+          <w:sz w:val="28"/>
+          <w:szCs w:val="28"/>
+        </w:rPr>
+      </w:pPr>
+    </w:p>
+    <w:p>
+      <w:pPr>
+        <w:spacing w:after="0"/>
+        <w:rPr>
+          <w:b/>
+          <w:bCs/>
+          <w:sz w:val="28"/>
+          <w:szCs w:val="28"/>
+        </w:rPr>
+      </w:pPr>
+      <w:r>
+        <w:rPr>
+          <w:b/>
+          <w:bCs/>
+          <w:sz w:val="28"/>
+          <w:szCs w:val="28"/>
+        </w:rPr>
+        <w:t>What Each Part Does (Easy Version)</w:t>
+      </w:r>
+    </w:p>
+    <w:p>
+      <w:pPr>
+        <w:spacing w:after="0"/>
+        <w:rPr>
+          <w:b/>
+          <w:bCs/>
+          <w:sz w:val="28"/>
+          <w:szCs w:val="28"/>
+        </w:rPr>
+      </w:pPr>
+      <w:r>
+        <w:rPr>
+          <w:b/>
+          <w:bCs/>
+          <w:sz w:val="28"/>
+          <w:szCs w:val="28"/>
+        </w:rPr>
+        <w:t>1. Imports</w:t>
+      </w:r>
+    </w:p>
+    <w:p>
+      <w:pPr>
+        <w:spacing w:after="0"/>
+        <w:rPr>
+          <w:sz w:val="28"/>
+          <w:szCs w:val="28"/>
+        </w:rPr>
+      </w:pPr>
+      <w:r>
+        <w:rPr>
+          <w:sz w:val="28"/>
+          <w:szCs w:val="28"/>
+        </w:rPr>
+        <w:t>import math</w:t>
+      </w:r>
+    </w:p>
+    <w:p>
+      <w:pPr>
+        <w:spacing w:after="0"/>
+        <w:rPr>
+          <w:sz w:val="28"/>
+          <w:szCs w:val="28"/>
+        </w:rPr>
+      </w:pPr>
+      <w:r>
+        <w:rPr>
+          <w:sz w:val="28"/>
+          <w:szCs w:val="28"/>
+        </w:rPr>
+        <w:t>This loads extra features.</w:t>
+      </w:r>
+      <w:r>
+        <w:rPr>
+          <w:sz w:val="28"/>
+          <w:szCs w:val="28"/>
+        </w:rPr>
+        <w:br/>
+        <w:t xml:space="preserve">Example: </w:t>
+      </w:r>
+      <w:proofErr w:type="spellStart"/>
+      <w:proofErr w:type="gramStart"/>
+      <w:r>
+        <w:rPr>
+          <w:sz w:val="28"/>
+          <w:szCs w:val="28"/>
+        </w:rPr>
+        <w:t>math.sqrt</w:t>
+      </w:r>
+      <w:proofErr w:type="spellEnd"/>
+      <w:proofErr w:type="gramEnd"/>
+      <w:r>
+        <w:rPr>
+          <w:sz w:val="28"/>
+          <w:szCs w:val="28"/>
+        </w:rPr>
+        <w:t>() lets you calculate a square root.</w:t>
+      </w:r>
+    </w:p>
+    <w:p>
+      <w:pPr>
+        <w:spacing w:after="0"/>
+        <w:rPr>
+          <w:b/>
+          <w:bCs/>
+          <w:sz w:val="28"/>
+          <w:szCs w:val="28"/>
+        </w:rPr>
+      </w:pPr>
+    </w:p>
+    <w:p>
+      <w:pPr>
+        <w:spacing w:after="0"/>
+        <w:rPr>
+          <w:b/>
+          <w:bCs/>
+          <w:sz w:val="28"/>
+          <w:szCs w:val="28"/>
+        </w:rPr>
+      </w:pPr>
+    </w:p>
+    <w:p>
+      <w:pPr>
+        <w:spacing w:after="0"/>
+        <w:rPr>
+          <w:b/>
+          <w:bCs/>
+          <w:sz w:val="28"/>
+          <w:szCs w:val="28"/>
+        </w:rPr>
+      </w:pPr>
+    </w:p>
+    <w:p>
+      <w:pPr>
+        <w:spacing w:after="0"/>
+        <w:rPr>
+          <w:b/>
+          <w:bCs/>
+          <w:sz w:val="28"/>
+          <w:szCs w:val="28"/>
+        </w:rPr>
+      </w:pPr>
+      <w:r>
+        <w:rPr>
+          <w:b/>
+          <w:bCs/>
+          <w:sz w:val="28"/>
+          <w:szCs w:val="28"/>
+        </w:rPr>
+        <w:lastRenderedPageBreak/>
+        <w:t>2. Variables / Data</w:t>
+      </w:r>
+    </w:p>
+    <w:p>
+      <w:pPr>
+        <w:spacing w:after="0"/>
+        <w:rPr>
+          <w:sz w:val="28"/>
+          <w:szCs w:val="28"/>
+        </w:rPr>
+      </w:pPr>
+      <w:r>
+        <w:rPr>
+          <w:sz w:val="28"/>
+          <w:szCs w:val="28"/>
+        </w:rPr>
+        <w:t>number = 9</w:t>
+      </w:r>
+    </w:p>
+    <w:p>
+      <w:pPr>
+        <w:spacing w:after="0"/>
+        <w:rPr>
+          <w:sz w:val="28"/>
+          <w:szCs w:val="28"/>
+        </w:rPr>
+      </w:pPr>
+      <w:r>
+        <w:rPr>
+          <w:sz w:val="28"/>
+          <w:szCs w:val="28"/>
+        </w:rPr>
+        <w:t>A variable is just a name for a value.</w:t>
+      </w:r>
+      <w:r>
+        <w:rPr>
+          <w:sz w:val="28"/>
+          <w:szCs w:val="28"/>
+        </w:rPr>
+        <w:br/>
+        <w:t>Here, number holds 9.</w:t>
+      </w:r>
+    </w:p>
+    <w:p>
+      <w:pPr>
+        <w:spacing w:after="0"/>
+        <w:rPr>
+          <w:b/>
+          <w:bCs/>
+          <w:sz w:val="28"/>
+          <w:szCs w:val="28"/>
+        </w:rPr>
+      </w:pPr>
+    </w:p>
+    <w:p>
+      <w:pPr>
+        <w:spacing w:after="0"/>
+        <w:rPr>
+          <w:b/>
+          <w:bCs/>
+          <w:sz w:val="28"/>
+          <w:szCs w:val="28"/>
+        </w:rPr>
+      </w:pPr>
+      <w:r>
+        <w:rPr>
+          <w:b/>
+          <w:bCs/>
+          <w:sz w:val="28"/>
+          <w:szCs w:val="28"/>
+        </w:rPr>
+        <w:t>3. Functions</w:t>
+      </w:r>
+    </w:p>
+    <w:p>
+      <w:pPr>
+        <w:spacing w:after="0"/>
+        <w:rPr>
+          <w:sz w:val="28"/>
+          <w:szCs w:val="28"/>
+        </w:rPr>
+      </w:pPr>
+      <w:r>
+        <w:rPr>
+          <w:sz w:val="28"/>
+          <w:szCs w:val="28"/>
+        </w:rPr>
+        <w:t xml:space="preserve">def </w:t>
+      </w:r>
+      <w:proofErr w:type="spellStart"/>
+      <w:r>
+        <w:rPr>
+          <w:sz w:val="28"/>
+          <w:szCs w:val="28"/>
+        </w:rPr>
+        <w:t>square_root</w:t>
+      </w:r>
+      <w:proofErr w:type="spellEnd"/>
+      <w:r>
+        <w:rPr>
+          <w:sz w:val="28"/>
+          <w:szCs w:val="28"/>
+        </w:rPr>
+        <w:t>(n):</w:t>
+      </w:r>
+    </w:p>
+    <w:p>
+      <w:pPr>
+        <w:spacing w:after="0"/>
+        <w:rPr>
+          <w:sz w:val="28"/>
+          <w:szCs w:val="28"/>
+        </w:rPr>
+      </w:pPr>
+      <w:r>
+        <w:rPr>
+          <w:sz w:val="28"/>
+          <w:szCs w:val="28"/>
+        </w:rPr>
+        <w:t xml:space="preserve">    return </w:t>
+      </w:r>
+      <w:proofErr w:type="spellStart"/>
+      <w:proofErr w:type="gramStart"/>
+      <w:r>
+        <w:rPr>
+          <w:sz w:val="28"/>
+          <w:szCs w:val="28"/>
+        </w:rPr>
+        <w:t>math.sqrt</w:t>
+      </w:r>
+      <w:proofErr w:type="spellEnd"/>
+      <w:proofErr w:type="gramEnd"/>
+      <w:r>
+        <w:rPr>
+          <w:sz w:val="28"/>
+          <w:szCs w:val="28"/>
+        </w:rPr>
+        <w:t>(n)</w:t>
+      </w:r>
+    </w:p>
+    <w:p>
+      <w:pPr>
+        <w:spacing w:after="0"/>
+        <w:rPr>
+          <w:b/>
+          <w:bCs/>
+          <w:sz w:val="28"/>
+          <w:szCs w:val="28"/>
+        </w:rPr>
+      </w:pPr>
+      <w:r>
+        <w:rPr>
+          <w:b/>
+          <w:bCs/>
+          <w:sz w:val="28"/>
+          <w:szCs w:val="28"/>
+        </w:rPr>
+        <w:t>A function is a small reusable block of code.</w:t>
+      </w:r>
+      <w:r>
+        <w:rPr>
+          <w:b/>
+          <w:bCs/>
+          <w:sz w:val="28"/>
+          <w:szCs w:val="28"/>
+        </w:rPr>
+        <w:br/>
+        <w:t>This one returns the square root of any number you give it.</w:t>
+      </w:r>
+    </w:p>
+    <w:p>
+      <w:pPr>
+        <w:spacing w:after="0"/>
+        <w:rPr>
+          <w:b/>
+          <w:bCs/>
+          <w:sz w:val="28"/>
+          <w:szCs w:val="28"/>
+        </w:rPr>
+      </w:pPr>
+    </w:p>
+    <w:p>
+      <w:pPr>
+        <w:spacing w:after="0"/>
+        <w:rPr>
+          <w:b/>
+          <w:bCs/>
+          <w:sz w:val="28"/>
+          <w:szCs w:val="28"/>
+        </w:rPr>
+      </w:pPr>
+      <w:r>
+        <w:rPr>
+          <w:b/>
+          <w:bCs/>
+          <w:sz w:val="28"/>
+          <w:szCs w:val="28"/>
+        </w:rPr>
+        <w:t>4. Main Code</w:t>
+      </w:r>
+    </w:p>
+    <w:p>
+      <w:pPr>
+        <w:spacing w:after="0"/>
+        <w:rPr>
+          <w:sz w:val="28"/>
+          <w:szCs w:val="28"/>
+        </w:rPr>
+      </w:pPr>
+      <w:r>
+        <w:rPr>
+          <w:sz w:val="28"/>
+          <w:szCs w:val="28"/>
+        </w:rPr>
+        <w:t xml:space="preserve">result = </w:t>
+      </w:r>
+      <w:proofErr w:type="spellStart"/>
+      <w:r>
+        <w:rPr>
+          <w:sz w:val="28"/>
+          <w:szCs w:val="28"/>
+        </w:rPr>
+        <w:t>square_root</w:t>
+      </w:r>
+      <w:proofErr w:type="spellEnd"/>
+      <w:r>
+        <w:rPr>
+          <w:sz w:val="28"/>
+          <w:szCs w:val="28"/>
+        </w:rPr>
+        <w:t>(number)</w:t>
+      </w:r>
+    </w:p>
+    <w:p>
+      <w:pPr>
+        <w:spacing w:after="0"/>
+        <w:rPr>
+          <w:sz w:val="28"/>
+          <w:szCs w:val="28"/>
+        </w:rPr>
+      </w:pPr>
+      <w:proofErr w:type="gramStart"/>
+      <w:r>
+        <w:rPr>
+          <w:sz w:val="28"/>
+          <w:szCs w:val="28"/>
+        </w:rPr>
+        <w:t>print(</w:t>
+      </w:r>
+      <w:proofErr w:type="gramEnd"/>
+      <w:r>
+        <w:rPr>
+          <w:sz w:val="28"/>
+          <w:szCs w:val="28"/>
+        </w:rPr>
+        <w:t>"The square root is:", result)</w:t>
+      </w:r>
+    </w:p>
+    <w:p>
+      <w:pPr>
+        <w:spacing w:after="0"/>
+        <w:rPr>
+          <w:b/>
+          <w:bCs/>
+          <w:sz w:val="28"/>
+          <w:szCs w:val="28"/>
+        </w:rPr>
+      </w:pPr>
+      <w:r>
+        <w:rPr>
+          <w:b/>
+          <w:bCs/>
+          <w:sz w:val="28"/>
+          <w:szCs w:val="28"/>
+        </w:rPr>
+        <w:t xml:space="preserve">This is the part that actually </w:t>
+      </w:r>
+      <w:r>
+        <w:rPr>
+          <w:b/>
+          <w:bCs/>
+          <w:i/>
+          <w:iCs/>
+          <w:sz w:val="28"/>
+          <w:szCs w:val="28"/>
+        </w:rPr>
+        <w:t>runs</w:t>
+      </w:r>
+      <w:r>
+        <w:rPr>
+          <w:b/>
+          <w:bCs/>
+          <w:sz w:val="28"/>
+          <w:szCs w:val="28"/>
+        </w:rPr>
+        <w:t xml:space="preserve"> when you execute the program.</w:t>
+      </w:r>
+    </w:p>
+    <w:p>
+      <w:pPr>
+        <w:spacing w:after="0"/>
+        <w:rPr>
+          <w:b/>
+          <w:bCs/>
+          <w:sz w:val="28"/>
+          <w:szCs w:val="28"/>
+        </w:rPr>
+      </w:pPr>
+    </w:p>
+    <w:p>
+      <w:pPr>
+        <w:spacing w:after="0"/>
+        <w:rPr>
+          <w:b/>
+          <w:bCs/>
+          <w:sz w:val="28"/>
+          <w:szCs w:val="28"/>
+        </w:rPr>
+      </w:pPr>
+    </w:p>
+    <w:p>
+      <w:pPr>
+        <w:spacing w:after="0"/>
+        <w:rPr>
+          <w:b/>
+          <w:bCs/>
+          <w:sz w:val="28"/>
+          <w:szCs w:val="28"/>
+        </w:rPr>
+      </w:pPr>
+      <w:r>
+        <w:rPr>
+          <w:b/>
+          <w:bCs/>
+          <w:sz w:val="28"/>
+          <w:szCs w:val="28"/>
+          <w:highlight w:val="lightGray"/>
+        </w:rPr>
+        <w:t>Practical Example 2: How to create variables in Python?</w:t>
+      </w:r>
+    </w:p>
+    <w:p>
+      <w:pPr>
+        <w:spacing w:after="0"/>
+        <w:rPr>
+          <w:b/>
+          <w:bCs/>
+          <w:sz w:val="28"/>
+          <w:szCs w:val="28"/>
+        </w:rPr>
+      </w:pPr>
+      <w:r>
+        <w:rPr>
+          <w:b/>
+          <w:bCs/>
+          <w:sz w:val="28"/>
+          <w:szCs w:val="28"/>
+        </w:rPr>
+        <w:t>Ans:</w:t>
+      </w:r>
+    </w:p>
+    <w:p>
+      <w:pPr>
+        <w:spacing w:after="0"/>
+        <w:rPr>
+          <w:b/>
+          <w:bCs/>
+          <w:sz w:val="28"/>
+          <w:szCs w:val="28"/>
+        </w:rPr>
+      </w:pPr>
+    </w:p>
+    <w:p>
+      <w:pPr>
+        <w:spacing w:after="0"/>
+        <w:rPr>
+          <w:b/>
+          <w:bCs/>
+          <w:sz w:val="28"/>
+          <w:szCs w:val="28"/>
+        </w:rPr>
+      </w:pPr>
+      <w:r>
+        <w:rPr>
+          <w:b/>
+          <w:bCs/>
+          <w:sz w:val="28"/>
+          <w:szCs w:val="28"/>
+        </w:rPr>
+        <w:t>Basic Examples of Creating Variables</w:t>
+      </w:r>
+    </w:p>
+    <w:p>
+      <w:pPr>
+        <w:spacing w:after="0"/>
+        <w:rPr>
+          <w:b/>
+          <w:bCs/>
+          <w:sz w:val="28"/>
+          <w:szCs w:val="28"/>
+        </w:rPr>
+      </w:pPr>
+      <w:r>
+        <w:rPr>
+          <w:b/>
+          <w:bCs/>
+          <w:sz w:val="28"/>
+          <w:szCs w:val="28"/>
+        </w:rPr>
+        <w:t>1. Storing a number</w:t>
+      </w:r>
+    </w:p>
+    <w:p>
+      <w:pPr>
+        <w:spacing w:after="0"/>
+        <w:rPr>
+          <w:sz w:val="28"/>
+          <w:szCs w:val="28"/>
+        </w:rPr>
+      </w:pPr>
+      <w:r>
+        <w:rPr>
+          <w:sz w:val="28"/>
+          <w:szCs w:val="28"/>
+        </w:rPr>
+        <w:t>age = 15</w:t>
+      </w:r>
+    </w:p>
+    <w:p>
+      <w:pPr>
+        <w:spacing w:after="0"/>
+        <w:ind w:firstLine="720"/>
+        <w:rPr>
+          <w:b/>
+          <w:bCs/>
+          <w:sz w:val="28"/>
+          <w:szCs w:val="28"/>
+        </w:rPr>
+      </w:pPr>
+      <w:r>
+        <w:rPr>
+          <w:b/>
+          <w:bCs/>
+          <w:sz w:val="28"/>
+          <w:szCs w:val="28"/>
+        </w:rPr>
+        <w:t>Here, the variable age holds the number 15.</w:t>
+      </w:r>
+    </w:p>
+    <w:p>
+      <w:pPr>
+        <w:spacing w:after="0"/>
+        <w:rPr>
+          <w:b/>
+          <w:bCs/>
+          <w:sz w:val="28"/>
+          <w:szCs w:val="28"/>
+        </w:rPr>
+      </w:pPr>
+    </w:p>
+    <w:p>
+      <w:pPr>
+        <w:spacing w:after="0"/>
+        <w:rPr>
+          <w:b/>
+          <w:bCs/>
+          <w:sz w:val="28"/>
+          <w:szCs w:val="28"/>
+        </w:rPr>
+      </w:pPr>
+      <w:r>
+        <w:rPr>
+          <w:b/>
+          <w:bCs/>
+          <w:sz w:val="28"/>
+          <w:szCs w:val="28"/>
+        </w:rPr>
+        <w:t>2. Storing text</w:t>
+      </w:r>
+    </w:p>
+    <w:p>
+      <w:pPr>
+        <w:spacing w:after="0"/>
+        <w:rPr>
+          <w:sz w:val="28"/>
+          <w:szCs w:val="28"/>
+        </w:rPr>
+      </w:pPr>
+      <w:r>
+        <w:rPr>
+          <w:sz w:val="28"/>
+          <w:szCs w:val="28"/>
+        </w:rPr>
+        <w:t>name = "Amina"</w:t>
+      </w:r>
+    </w:p>
+    <w:p>
+      <w:pPr>
+        <w:spacing w:after="0"/>
+        <w:rPr>
+          <w:b/>
+          <w:bCs/>
+          <w:sz w:val="28"/>
+          <w:szCs w:val="28"/>
+        </w:rPr>
+      </w:pPr>
+      <w:r>
+        <w:rPr>
+          <w:b/>
+          <w:bCs/>
+          <w:sz w:val="28"/>
+          <w:szCs w:val="28"/>
+        </w:rPr>
+        <w:tab/>
+      </w:r>
+      <w:proofErr w:type="spellStart"/>
+      <w:r>
+        <w:rPr>
+          <w:b/>
+          <w:bCs/>
+          <w:sz w:val="28"/>
+          <w:szCs w:val="28"/>
+        </w:rPr>
+        <w:t>ext</w:t>
+      </w:r>
+      <w:proofErr w:type="spellEnd"/>
+      <w:r>
+        <w:rPr>
+          <w:b/>
+          <w:bCs/>
+          <w:sz w:val="28"/>
+          <w:szCs w:val="28"/>
+        </w:rPr>
+        <w:t xml:space="preserve"> (called </w:t>
+      </w:r>
+      <w:r>
+        <w:rPr>
+          <w:b/>
+          <w:bCs/>
+          <w:i/>
+          <w:iCs/>
+          <w:sz w:val="28"/>
+          <w:szCs w:val="28"/>
+        </w:rPr>
+        <w:t>strings</w:t>
+      </w:r>
+      <w:r>
+        <w:rPr>
+          <w:b/>
+          <w:bCs/>
+          <w:sz w:val="28"/>
+          <w:szCs w:val="28"/>
+        </w:rPr>
+        <w:t>) must be in quotes.</w:t>
+      </w:r>
+    </w:p>
+    <w:p>
+      <w:pPr>
+        <w:spacing w:after="0"/>
+        <w:rPr>
+          <w:b/>
+          <w:bCs/>
+          <w:sz w:val="28"/>
+          <w:szCs w:val="28"/>
+        </w:rPr>
+      </w:pPr>
+    </w:p>
+    <w:p>
+      <w:pPr>
+        <w:spacing w:after="0"/>
+        <w:rPr>
+          <w:b/>
+          <w:bCs/>
+          <w:sz w:val="28"/>
+          <w:szCs w:val="28"/>
+        </w:rPr>
+      </w:pPr>
+      <w:r>
+        <w:rPr>
+          <w:b/>
+          <w:bCs/>
+          <w:sz w:val="28"/>
+          <w:szCs w:val="28"/>
+        </w:rPr>
+        <w:t>3. Storing decimals</w:t>
+      </w:r>
+    </w:p>
+    <w:p>
+      <w:pPr>
+        <w:spacing w:after="0"/>
+        <w:rPr>
+          <w:sz w:val="28"/>
+          <w:szCs w:val="28"/>
+        </w:rPr>
+      </w:pPr>
+      <w:r>
+        <w:rPr>
+          <w:sz w:val="28"/>
+          <w:szCs w:val="28"/>
+        </w:rPr>
+        <w:t>price = 12.99</w:t>
+      </w:r>
+    </w:p>
+    <w:p>
+      <w:pPr>
+        <w:spacing w:after="0"/>
+        <w:ind w:firstLine="720"/>
+        <w:rPr>
+          <w:b/>
+          <w:bCs/>
+          <w:sz w:val="28"/>
+          <w:szCs w:val="28"/>
+        </w:rPr>
+      </w:pPr>
+      <w:r>
+        <w:rPr>
+          <w:b/>
+          <w:bCs/>
+          <w:sz w:val="28"/>
+          <w:szCs w:val="28"/>
+        </w:rPr>
+        <w:t xml:space="preserve">Decimals are called </w:t>
+      </w:r>
+      <w:r>
+        <w:rPr>
+          <w:b/>
+          <w:bCs/>
+          <w:i/>
+          <w:iCs/>
+          <w:sz w:val="28"/>
+          <w:szCs w:val="28"/>
+        </w:rPr>
+        <w:t>floats</w:t>
+      </w:r>
+      <w:r>
+        <w:rPr>
+          <w:b/>
+          <w:bCs/>
+          <w:sz w:val="28"/>
+          <w:szCs w:val="28"/>
+        </w:rPr>
+        <w:t xml:space="preserve"> in Python.</w:t>
+      </w:r>
+    </w:p>
+    <w:p>
+      <w:pPr>
+        <w:spacing w:after="0"/>
+        <w:rPr>
+          <w:b/>
+          <w:bCs/>
+          <w:sz w:val="28"/>
+          <w:szCs w:val="28"/>
+        </w:rPr>
+      </w:pPr>
+    </w:p>
+    <w:p>
+      <w:pPr>
+        <w:spacing w:after="0"/>
+        <w:rPr>
+          <w:b/>
+          <w:bCs/>
+          <w:sz w:val="28"/>
+          <w:szCs w:val="28"/>
+        </w:rPr>
+      </w:pPr>
+    </w:p>
+    <w:p>
+      <w:pPr>
+        <w:spacing w:after="0"/>
+        <w:rPr>
+          <w:b/>
+          <w:bCs/>
+          <w:sz w:val="28"/>
+          <w:szCs w:val="28"/>
+        </w:rPr>
+      </w:pPr>
+    </w:p>
+    <w:p>
+      <w:pPr>
+        <w:spacing w:after="0"/>
+        <w:rPr>
+          <w:b/>
+          <w:bCs/>
+          <w:sz w:val="28"/>
+          <w:szCs w:val="28"/>
+        </w:rPr>
+      </w:pPr>
+      <w:r>
+        <w:rPr>
+          <w:b/>
+          <w:bCs/>
+          <w:sz w:val="28"/>
+          <w:szCs w:val="28"/>
+        </w:rPr>
+        <w:lastRenderedPageBreak/>
+        <w:t>4. Storing True/False values</w:t>
+      </w:r>
+    </w:p>
+    <w:p>
+      <w:pPr>
+        <w:spacing w:after="0"/>
+        <w:rPr>
+          <w:sz w:val="28"/>
+          <w:szCs w:val="28"/>
+        </w:rPr>
+      </w:pPr>
+      <w:proofErr w:type="spellStart"/>
+      <w:r>
+        <w:rPr>
+          <w:sz w:val="28"/>
+          <w:szCs w:val="28"/>
+        </w:rPr>
+        <w:t>is_student</w:t>
+      </w:r>
+      <w:proofErr w:type="spellEnd"/>
+      <w:r>
+        <w:rPr>
+          <w:sz w:val="28"/>
+          <w:szCs w:val="28"/>
+        </w:rPr>
+        <w:t xml:space="preserve"> = True</w:t>
+      </w:r>
+    </w:p>
+    <w:p>
+      <w:pPr>
+        <w:spacing w:after="0"/>
+        <w:ind w:firstLine="720"/>
+        <w:rPr>
+          <w:b/>
+          <w:bCs/>
+          <w:sz w:val="28"/>
+          <w:szCs w:val="28"/>
+        </w:rPr>
+      </w:pPr>
+      <w:r>
+        <w:rPr>
+          <w:b/>
+          <w:bCs/>
+          <w:sz w:val="28"/>
+          <w:szCs w:val="28"/>
+        </w:rPr>
+        <w:t>Python is case-sensitive — the T must be uppercase.</w:t>
+      </w:r>
+    </w:p>
+    <w:p>
+      <w:pPr>
+        <w:spacing w:after="0"/>
+        <w:rPr>
+          <w:b/>
+          <w:bCs/>
+          <w:sz w:val="28"/>
+          <w:szCs w:val="28"/>
+        </w:rPr>
+      </w:pPr>
+    </w:p>
+    <w:p>
+      <w:pPr>
+        <w:spacing w:after="0"/>
+        <w:rPr>
+          <w:b/>
+          <w:bCs/>
+          <w:sz w:val="28"/>
+          <w:szCs w:val="28"/>
+        </w:rPr>
+      </w:pPr>
+      <w:r>
+        <w:rPr>
+          <w:b/>
+          <w:bCs/>
+          <w:sz w:val="28"/>
+          <w:szCs w:val="28"/>
+        </w:rPr>
+        <w:t>5. Storing multiple values in a list</w:t>
+      </w:r>
+    </w:p>
+    <w:p>
+      <w:pPr>
+        <w:spacing w:after="0"/>
+        <w:rPr>
+          <w:sz w:val="28"/>
+          <w:szCs w:val="28"/>
+        </w:rPr>
+      </w:pPr>
+      <w:r>
+        <w:rPr>
+          <w:sz w:val="28"/>
+          <w:szCs w:val="28"/>
+        </w:rPr>
+        <w:t>scores = [88, 92, 79]</w:t>
+      </w:r>
+    </w:p>
+    <w:p>
+      <w:pPr>
+        <w:spacing w:after="0"/>
+        <w:rPr>
+          <w:b/>
+          <w:bCs/>
+          <w:sz w:val="28"/>
+          <w:szCs w:val="28"/>
+        </w:rPr>
+      </w:pPr>
+    </w:p>
+    <w:p>
+      <w:pPr>
+        <w:spacing w:after="0"/>
+        <w:rPr>
+          <w:b/>
+          <w:bCs/>
+          <w:sz w:val="28"/>
+          <w:szCs w:val="28"/>
+        </w:rPr>
+      </w:pPr>
+      <w:r>
+        <w:rPr>
+          <w:b/>
+          <w:bCs/>
+          <w:sz w:val="28"/>
+          <w:szCs w:val="28"/>
+        </w:rPr>
+        <w:t>Full Practical Example</w:t>
+      </w:r>
+    </w:p>
+    <w:p>
+      <w:pPr>
+        <w:spacing w:after="0"/>
+        <w:rPr>
+          <w:sz w:val="28"/>
+          <w:szCs w:val="28"/>
+        </w:rPr>
+      </w:pPr>
+      <w:r>
+        <w:rPr>
+          <w:sz w:val="28"/>
+          <w:szCs w:val="28"/>
+        </w:rPr>
+        <w:t>name = "Leo"</w:t>
+      </w:r>
+    </w:p>
+    <w:p>
+      <w:pPr>
+        <w:spacing w:after="0"/>
+        <w:rPr>
+          <w:sz w:val="28"/>
+          <w:szCs w:val="28"/>
+        </w:rPr>
+      </w:pPr>
+      <w:r>
+        <w:rPr>
+          <w:sz w:val="28"/>
+          <w:szCs w:val="28"/>
+        </w:rPr>
+        <w:t>age = 16</w:t>
+      </w:r>
+    </w:p>
+    <w:p>
+      <w:pPr>
+        <w:spacing w:after="0"/>
+        <w:rPr>
+          <w:sz w:val="28"/>
+          <w:szCs w:val="28"/>
+        </w:rPr>
+      </w:pPr>
+      <w:r>
+        <w:rPr>
+          <w:sz w:val="28"/>
+          <w:szCs w:val="28"/>
+        </w:rPr>
+        <w:t>height = 1.72</w:t>
+      </w:r>
+    </w:p>
+    <w:p>
+      <w:pPr>
+        <w:spacing w:after="0"/>
+        <w:rPr>
+          <w:sz w:val="28"/>
+          <w:szCs w:val="28"/>
+        </w:rPr>
+      </w:pPr>
+      <w:proofErr w:type="spellStart"/>
+      <w:r>
+        <w:rPr>
+          <w:sz w:val="28"/>
+          <w:szCs w:val="28"/>
+        </w:rPr>
+        <w:t>is_student</w:t>
+      </w:r>
+      <w:proofErr w:type="spellEnd"/>
+      <w:r>
+        <w:rPr>
+          <w:sz w:val="28"/>
+          <w:szCs w:val="28"/>
+        </w:rPr>
+        <w:t xml:space="preserve"> = True</w:t>
+      </w:r>
+    </w:p>
+    <w:p>
+      <w:pPr>
+        <w:spacing w:after="0"/>
+        <w:rPr>
+          <w:sz w:val="28"/>
+          <w:szCs w:val="28"/>
+        </w:rPr>
+      </w:pPr>
+    </w:p>
+    <w:p>
+      <w:pPr>
+        <w:spacing w:after="0"/>
+        <w:rPr>
+          <w:sz w:val="28"/>
+          <w:szCs w:val="28"/>
+        </w:rPr>
+      </w:pPr>
+      <w:r>
+        <w:rPr>
+          <w:sz w:val="28"/>
+          <w:szCs w:val="28"/>
+        </w:rPr>
+        <w:t>print(name)</w:t>
+      </w:r>
+    </w:p>
+    <w:p>
+      <w:pPr>
+        <w:spacing w:after="0"/>
+        <w:rPr>
+          <w:sz w:val="28"/>
+          <w:szCs w:val="28"/>
+        </w:rPr>
+      </w:pPr>
+      <w:r>
+        <w:rPr>
+          <w:sz w:val="28"/>
+          <w:szCs w:val="28"/>
+        </w:rPr>
+        <w:t>print(age)</w:t>
+      </w:r>
+    </w:p>
+    <w:p>
+      <w:pPr>
+        <w:spacing w:after="0"/>
+        <w:rPr>
+          <w:sz w:val="28"/>
+          <w:szCs w:val="28"/>
+        </w:rPr>
+      </w:pPr>
+      <w:r>
+        <w:rPr>
+          <w:sz w:val="28"/>
+          <w:szCs w:val="28"/>
+        </w:rPr>
+        <w:t>print(height)</w:t>
+      </w:r>
+    </w:p>
+    <w:p>
+      <w:pPr>
+        <w:spacing w:after="0"/>
+        <w:rPr>
+          <w:sz w:val="28"/>
+          <w:szCs w:val="28"/>
+        </w:rPr>
+      </w:pPr>
+      <w:r>
+        <w:rPr>
+          <w:sz w:val="28"/>
+          <w:szCs w:val="28"/>
+        </w:rPr>
+        <w:t>print(</w:t>
+      </w:r>
+      <w:proofErr w:type="spellStart"/>
+      <w:r>
+        <w:rPr>
+          <w:sz w:val="28"/>
+          <w:szCs w:val="28"/>
+        </w:rPr>
+        <w:t>is_student</w:t>
+      </w:r>
+      <w:proofErr w:type="spellEnd"/>
+      <w:r>
+        <w:rPr>
+          <w:sz w:val="28"/>
+          <w:szCs w:val="28"/>
+        </w:rPr>
+        <w:t>)</w:t>
       </w:r>
     </w:p>
     <w:p>
@@ -22046,6 +23855,119 @@
     </w:lvl>
   </w:abstractNum>
   <w:abstractNum w:abstractNumId="1" w15:restartNumberingAfterBreak="0">
+    <w:nsid w:val="010837B6"/>
+    <w:multiLevelType w:val="multilevel"/>
+    <w:tmpl w:val="265621EC"/>
+    <w:lvl w:ilvl="0">
+      <w:start w:val="1"/>
+      <w:numFmt w:val="decimal"/>
+      <w:lvlText w:val="%1."/>
+      <w:lvlJc w:val="left"/>
+      <w:pPr>
+        <w:tabs>
+          <w:tab w:val="num" w:pos="720"/>
+        </w:tabs>
+        <w:ind w:left="720" w:hanging="360"/>
+      </w:pPr>
+    </w:lvl>
+    <w:lvl w:ilvl="1" w:tentative="1">
+      <w:start w:val="1"/>
+      <w:numFmt w:val="decimal"/>
+      <w:lvlText w:val="%2."/>
+      <w:lvlJc w:val="left"/>
+      <w:pPr>
+        <w:tabs>
+          <w:tab w:val="num" w:pos="1440"/>
+        </w:tabs>
+        <w:ind w:left="1440" w:hanging="360"/>
+      </w:pPr>
+    </w:lvl>
+    <w:lvl w:ilvl="2" w:tentative="1">
+      <w:start w:val="1"/>
+      <w:numFmt w:val="decimal"/>
+      <w:lvlText w:val="%3."/>
+      <w:lvlJc w:val="left"/>
+      <w:pPr>
+        <w:tabs>
+          <w:tab w:val="num" w:pos="2160"/>
+        </w:tabs>
+        <w:ind w:left="2160" w:hanging="360"/>
+      </w:pPr>
+    </w:lvl>
+    <w:lvl w:ilvl="3" w:tentative="1">
+      <w:start w:val="1"/>
+      <w:numFmt w:val="decimal"/>
+      <w:lvlText w:val="%4."/>
+      <w:lvlJc w:val="left"/>
+      <w:pPr>
+        <w:tabs>
+          <w:tab w:val="num" w:pos="2880"/>
+        </w:tabs>
+        <w:ind w:left="2880" w:hanging="360"/>
+      </w:pPr>
+    </w:lvl>
+    <w:lvl w:ilvl="4" w:tentative="1">
+      <w:start w:val="1"/>
+      <w:numFmt w:val="decimal"/>
+      <w:lvlText w:val="%5."/>
+      <w:lvlJc w:val="left"/>
+      <w:pPr>
+        <w:tabs>
+          <w:tab w:val="num" w:pos="3600"/>
+        </w:tabs>
+        <w:ind w:left="3600" w:hanging="360"/>
+      </w:pPr>
+    </w:lvl>
+    <w:lvl w:ilvl="5" w:tentative="1">
+      <w:start w:val="1"/>
+      <w:numFmt w:val="decimal"/>
+      <w:lvlText w:val="%6."/>
+      <w:lvlJc w:val="left"/>
+      <w:pPr>
+        <w:tabs>
+          <w:tab w:val="num" w:pos="4320"/>
+        </w:tabs>
+        <w:ind w:left="4320" w:hanging="360"/>
+      </w:pPr>
+    </w:lvl>
+    <w:lvl w:ilvl="6" w:tentative="1">
+      <w:start w:val="1"/>
+      <w:numFmt w:val="decimal"/>
+      <w:lvlText w:val="%7."/>
+      <w:lvlJc w:val="left"/>
+      <w:pPr>
+        <w:tabs>
+          <w:tab w:val="num" w:pos="5040"/>
+        </w:tabs>
+        <w:ind w:left="5040" w:hanging="360"/>
+      </w:pPr>
+    </w:lvl>
+    <w:lvl w:ilvl="7" w:tentative="1">
+      <w:start w:val="1"/>
+      <w:numFmt w:val="decimal"/>
+      <w:lvlText w:val="%8."/>
+      <w:lvlJc w:val="left"/>
+      <w:pPr>
+        <w:tabs>
+          <w:tab w:val="num" w:pos="5760"/>
+        </w:tabs>
+        <w:ind w:left="5760" w:hanging="360"/>
+      </w:pPr>
+    </w:lvl>
+    <w:lvl w:ilvl="8" w:tentative="1">
+      <w:start w:val="1"/>
+      <w:numFmt w:val="decimal"/>
+      <w:lvlText w:val="%9."/>
+      <w:lvlJc w:val="left"/>
+      <w:pPr>
+        <w:tabs>
+          <w:tab w:val="num" w:pos="6480"/>
+        </w:tabs>
+        <w:ind w:left="6480" w:hanging="360"/>
+      </w:pPr>
+    </w:lvl>
+  </w:abstractNum>
+  <w:abstractNum w:abstractNumId="2" w15:restartNumberingAfterBreak="0">
     <w:nsid w:val="015E2BC2"/>
     <w:multiLevelType w:val="multilevel"/>
     <w:tmpl w:val="FC7A922E"/>
@@ -22194,7 +24116,7 @@
       </w:rPr>
     </w:lvl>
   </w:abstractNum>
-  <w:abstractNum w:abstractNumId="2" w15:restartNumberingAfterBreak="0">
+  <w:abstractNum w:abstractNumId="3" w15:restartNumberingAfterBreak="0">
     <w:nsid w:val="026D3CED"/>
     <w:multiLevelType w:val="hybridMultilevel"/>
     <w:tmpl w:val="7018DEE6"/>
@@ -22283,7 +24205,7 @@
       </w:pPr>
     </w:lvl>
   </w:abstractNum>
-  <w:abstractNum w:abstractNumId="3" w15:restartNumberingAfterBreak="0">
+  <w:abstractNum w:abstractNumId="4" w15:restartNumberingAfterBreak="0">
     <w:nsid w:val="04AA151B"/>
     <w:multiLevelType w:val="multilevel"/>
     <w:tmpl w:val="DA14E48C"/>
@@ -22432,7 +24354,7 @@
       </w:rPr>
     </w:lvl>
   </w:abstractNum>
-  <w:abstractNum w:abstractNumId="4" w15:restartNumberingAfterBreak="0">
+  <w:abstractNum w:abstractNumId="5" w15:restartNumberingAfterBreak="0">
     <w:nsid w:val="04FA1BD5"/>
     <w:multiLevelType w:val="multilevel"/>
     <w:tmpl w:val="D4B26380"/>
@@ -22549,7 +24471,7 @@
       </w:pPr>
     </w:lvl>
   </w:abstractNum>
-  <w:abstractNum w:abstractNumId="5" w15:restartNumberingAfterBreak="0">
+  <w:abstractNum w:abstractNumId="6" w15:restartNumberingAfterBreak="0">
     <w:nsid w:val="051829C9"/>
     <w:multiLevelType w:val="multilevel"/>
     <w:tmpl w:val="916675AA"/>
@@ -22698,7 +24620,7 @@
       </w:rPr>
     </w:lvl>
   </w:abstractNum>
-  <w:abstractNum w:abstractNumId="6" w15:restartNumberingAfterBreak="0">
+  <w:abstractNum w:abstractNumId="7" w15:restartNumberingAfterBreak="0">
     <w:nsid w:val="05D152EF"/>
     <w:multiLevelType w:val="multilevel"/>
     <w:tmpl w:val="B218D426"/>
@@ -22847,7 +24769,7 @@
       </w:rPr>
     </w:lvl>
   </w:abstractNum>
-  <w:abstractNum w:abstractNumId="7" w15:restartNumberingAfterBreak="0">
+  <w:abstractNum w:abstractNumId="8" w15:restartNumberingAfterBreak="0">
     <w:nsid w:val="05DB5E28"/>
     <w:multiLevelType w:val="multilevel"/>
     <w:tmpl w:val="BA583E28"/>
@@ -22996,7 +24918,7 @@
       </w:rPr>
     </w:lvl>
   </w:abstractNum>
-  <w:abstractNum w:abstractNumId="8" w15:restartNumberingAfterBreak="0">
+  <w:abstractNum w:abstractNumId="9" w15:restartNumberingAfterBreak="0">
     <w:nsid w:val="066B5E81"/>
     <w:multiLevelType w:val="multilevel"/>
     <w:tmpl w:val="73C6DDD8"/>
@@ -23145,7 +25067,7 @@
       </w:rPr>
     </w:lvl>
   </w:abstractNum>
-  <w:abstractNum w:abstractNumId="9" w15:restartNumberingAfterBreak="0">
+  <w:abstractNum w:abstractNumId="10" w15:restartNumberingAfterBreak="0">
     <w:nsid w:val="06DB380A"/>
     <w:multiLevelType w:val="multilevel"/>
     <w:tmpl w:val="07049A64"/>
@@ -23294,7 +25216,7 @@
       </w:rPr>
     </w:lvl>
   </w:abstractNum>
-  <w:abstractNum w:abstractNumId="10" w15:restartNumberingAfterBreak="0">
+  <w:abstractNum w:abstractNumId="11" w15:restartNumberingAfterBreak="0">
     <w:nsid w:val="0B0C6D56"/>
     <w:multiLevelType w:val="multilevel"/>
     <w:tmpl w:val="8B0A7F04"/>
@@ -23443,7 +25365,7 @@
       </w:rPr>
     </w:lvl>
   </w:abstractNum>
-  <w:abstractNum w:abstractNumId="11" w15:restartNumberingAfterBreak="0">
+  <w:abstractNum w:abstractNumId="12" w15:restartNumberingAfterBreak="0">
     <w:nsid w:val="0FB12FF6"/>
     <w:multiLevelType w:val="multilevel"/>
     <w:tmpl w:val="3AAE9C42"/>
@@ -23592,7 +25514,7 @@
       </w:rPr>
     </w:lvl>
   </w:abstractNum>
-  <w:abstractNum w:abstractNumId="12" w15:restartNumberingAfterBreak="0">
+  <w:abstractNum w:abstractNumId="13" w15:restartNumberingAfterBreak="0">
     <w:nsid w:val="1D3A75A6"/>
     <w:multiLevelType w:val="multilevel"/>
     <w:tmpl w:val="8478542E"/>
@@ -23741,7 +25663,7 @@
       </w:rPr>
     </w:lvl>
   </w:abstractNum>
-  <w:abstractNum w:abstractNumId="13" w15:restartNumberingAfterBreak="0">
+  <w:abstractNum w:abstractNumId="14" w15:restartNumberingAfterBreak="0">
     <w:nsid w:val="1D5623D7"/>
     <w:multiLevelType w:val="multilevel"/>
     <w:tmpl w:val="4FE45CB8"/>
@@ -23890,7 +25812,7 @@
       </w:rPr>
     </w:lvl>
   </w:abstractNum>
-  <w:abstractNum w:abstractNumId="14" w15:restartNumberingAfterBreak="0">
+  <w:abstractNum w:abstractNumId="15" w15:restartNumberingAfterBreak="0">
     <w:nsid w:val="20E827B2"/>
     <w:multiLevelType w:val="multilevel"/>
     <w:tmpl w:val="FF342648"/>
@@ -24039,7 +25961,7 @@
       </w:rPr>
     </w:lvl>
   </w:abstractNum>
-  <w:abstractNum w:abstractNumId="15" w15:restartNumberingAfterBreak="0">
+  <w:abstractNum w:abstractNumId="16" w15:restartNumberingAfterBreak="0">
     <w:nsid w:val="268746DE"/>
     <w:multiLevelType w:val="multilevel"/>
     <w:tmpl w:val="10B8B8A6"/>
@@ -24188,7 +26110,7 @@
       </w:rPr>
     </w:lvl>
   </w:abstractNum>
-  <w:abstractNum w:abstractNumId="16" w15:restartNumberingAfterBreak="0">
+  <w:abstractNum w:abstractNumId="17" w15:restartNumberingAfterBreak="0">
     <w:nsid w:val="26E67C05"/>
     <w:multiLevelType w:val="multilevel"/>
     <w:tmpl w:val="4D5C41EA"/>
@@ -24337,7 +26259,7 @@
       </w:rPr>
     </w:lvl>
   </w:abstractNum>
-  <w:abstractNum w:abstractNumId="17" w15:restartNumberingAfterBreak="0">
+  <w:abstractNum w:abstractNumId="18" w15:restartNumberingAfterBreak="0">
     <w:nsid w:val="299F67D5"/>
     <w:multiLevelType w:val="multilevel"/>
     <w:tmpl w:val="3A02BF20"/>
@@ -24486,7 +26408,7 @@
       </w:rPr>
     </w:lvl>
   </w:abstractNum>
-  <w:abstractNum w:abstractNumId="18" w15:restartNumberingAfterBreak="0">
+  <w:abstractNum w:abstractNumId="19" w15:restartNumberingAfterBreak="0">
     <w:nsid w:val="2B867751"/>
     <w:multiLevelType w:val="multilevel"/>
     <w:tmpl w:val="6F78E250"/>
@@ -24635,7 +26557,7 @@
       </w:rPr>
     </w:lvl>
   </w:abstractNum>
-  <w:abstractNum w:abstractNumId="19" w15:restartNumberingAfterBreak="0">
+  <w:abstractNum w:abstractNumId="20" w15:restartNumberingAfterBreak="0">
     <w:nsid w:val="2E716F4E"/>
     <w:multiLevelType w:val="multilevel"/>
     <w:tmpl w:val="9C0E2E5C"/>
@@ -24784,7 +26706,7 @@
       </w:rPr>
     </w:lvl>
   </w:abstractNum>
-  <w:abstractNum w:abstractNumId="20" w15:restartNumberingAfterBreak="0">
+  <w:abstractNum w:abstractNumId="21" w15:restartNumberingAfterBreak="0">
     <w:nsid w:val="337305D7"/>
     <w:multiLevelType w:val="multilevel"/>
     <w:tmpl w:val="8FFE99AC"/>
@@ -24933,7 +26855,7 @@
       </w:rPr>
     </w:lvl>
   </w:abstractNum>
-  <w:abstractNum w:abstractNumId="21" w15:restartNumberingAfterBreak="0">
+  <w:abstractNum w:abstractNumId="22" w15:restartNumberingAfterBreak="0">
     <w:nsid w:val="343F1406"/>
     <w:multiLevelType w:val="multilevel"/>
     <w:tmpl w:val="DFF66888"/>
@@ -25082,7 +27004,7 @@
       </w:rPr>
     </w:lvl>
   </w:abstractNum>
-  <w:abstractNum w:abstractNumId="22" w15:restartNumberingAfterBreak="0">
+  <w:abstractNum w:abstractNumId="23" w15:restartNumberingAfterBreak="0">
     <w:nsid w:val="37A4407E"/>
     <w:multiLevelType w:val="multilevel"/>
     <w:tmpl w:val="BB3C66EE"/>
@@ -25231,7 +27153,7 @@
       </w:rPr>
     </w:lvl>
   </w:abstractNum>
-  <w:abstractNum w:abstractNumId="23" w15:restartNumberingAfterBreak="0">
+  <w:abstractNum w:abstractNumId="24" w15:restartNumberingAfterBreak="0">
     <w:nsid w:val="3B915781"/>
     <w:multiLevelType w:val="multilevel"/>
     <w:tmpl w:val="568A55D6"/>
@@ -25344,7 +27266,7 @@
       </w:pPr>
     </w:lvl>
   </w:abstractNum>
-  <w:abstractNum w:abstractNumId="24" w15:restartNumberingAfterBreak="0">
+  <w:abstractNum w:abstractNumId="25" w15:restartNumberingAfterBreak="0">
     <w:nsid w:val="48523DFD"/>
     <w:multiLevelType w:val="multilevel"/>
     <w:tmpl w:val="AEFC7DFC"/>
@@ -25493,7 +27415,7 @@
       </w:rPr>
     </w:lvl>
   </w:abstractNum>
-  <w:abstractNum w:abstractNumId="25" w15:restartNumberingAfterBreak="0">
+  <w:abstractNum w:abstractNumId="26" w15:restartNumberingAfterBreak="0">
     <w:nsid w:val="4C936AB8"/>
     <w:multiLevelType w:val="multilevel"/>
     <w:tmpl w:val="A3EE4F42"/>
@@ -25642,7 +27564,7 @@
       </w:rPr>
     </w:lvl>
   </w:abstractNum>
-  <w:abstractNum w:abstractNumId="26" w15:restartNumberingAfterBreak="0">
+  <w:abstractNum w:abstractNumId="27" w15:restartNumberingAfterBreak="0">
     <w:nsid w:val="4E5F5B83"/>
     <w:multiLevelType w:val="hybridMultilevel"/>
     <w:tmpl w:val="D966D9D4"/>
@@ -25755,7 +27677,7 @@
       </w:rPr>
     </w:lvl>
   </w:abstractNum>
-  <w:abstractNum w:abstractNumId="27" w15:restartNumberingAfterBreak="0">
+  <w:abstractNum w:abstractNumId="28" w15:restartNumberingAfterBreak="0">
     <w:nsid w:val="4E637B2D"/>
     <w:multiLevelType w:val="multilevel"/>
     <w:tmpl w:val="95C8BB9A"/>
@@ -25904,7 +27826,7 @@
       </w:rPr>
     </w:lvl>
   </w:abstractNum>
-  <w:abstractNum w:abstractNumId="28" w15:restartNumberingAfterBreak="0">
+  <w:abstractNum w:abstractNumId="29" w15:restartNumberingAfterBreak="0">
     <w:nsid w:val="50C13565"/>
     <w:multiLevelType w:val="multilevel"/>
     <w:tmpl w:val="55E8035A"/>
@@ -26053,7 +27975,7 @@
       </w:rPr>
     </w:lvl>
   </w:abstractNum>
-  <w:abstractNum w:abstractNumId="29" w15:restartNumberingAfterBreak="0">
+  <w:abstractNum w:abstractNumId="30" w15:restartNumberingAfterBreak="0">
     <w:nsid w:val="596B3074"/>
     <w:multiLevelType w:val="multilevel"/>
     <w:tmpl w:val="355A3C10"/>
@@ -26166,7 +28088,7 @@
       </w:pPr>
     </w:lvl>
   </w:abstractNum>
-  <w:abstractNum w:abstractNumId="30" w15:restartNumberingAfterBreak="0">
+  <w:abstractNum w:abstractNumId="31" w15:restartNumberingAfterBreak="0">
     <w:nsid w:val="5B2B4AE2"/>
     <w:multiLevelType w:val="multilevel"/>
     <w:tmpl w:val="113A35C8"/>
@@ -26315,7 +28237,7 @@
       </w:rPr>
     </w:lvl>
   </w:abstractNum>
-  <w:abstractNum w:abstractNumId="31" w15:restartNumberingAfterBreak="0">
+  <w:abstractNum w:abstractNumId="32" w15:restartNumberingAfterBreak="0">
     <w:nsid w:val="5B4C2CE7"/>
     <w:multiLevelType w:val="multilevel"/>
     <w:tmpl w:val="C9FA2088"/>
@@ -26464,7 +28386,7 @@
       </w:rPr>
     </w:lvl>
   </w:abstractNum>
-  <w:abstractNum w:abstractNumId="32" w15:restartNumberingAfterBreak="0">
+  <w:abstractNum w:abstractNumId="33" w15:restartNumberingAfterBreak="0">
     <w:nsid w:val="5BB4443A"/>
     <w:multiLevelType w:val="multilevel"/>
     <w:tmpl w:val="61FEAA82"/>
@@ -26581,7 +28503,7 @@
       </w:pPr>
     </w:lvl>
   </w:abstractNum>
-  <w:abstractNum w:abstractNumId="33" w15:restartNumberingAfterBreak="0">
+  <w:abstractNum w:abstractNumId="34" w15:restartNumberingAfterBreak="0">
     <w:nsid w:val="616658F5"/>
     <w:multiLevelType w:val="multilevel"/>
     <w:tmpl w:val="10B8AE52"/>
@@ -26730,7 +28652,7 @@
       </w:rPr>
     </w:lvl>
   </w:abstractNum>
-  <w:abstractNum w:abstractNumId="34" w15:restartNumberingAfterBreak="0">
+  <w:abstractNum w:abstractNumId="35" w15:restartNumberingAfterBreak="0">
     <w:nsid w:val="687D3E58"/>
     <w:multiLevelType w:val="multilevel"/>
     <w:tmpl w:val="E4064130"/>
@@ -26879,7 +28801,7 @@
       </w:rPr>
     </w:lvl>
   </w:abstractNum>
-  <w:abstractNum w:abstractNumId="35" w15:restartNumberingAfterBreak="0">
+  <w:abstractNum w:abstractNumId="36" w15:restartNumberingAfterBreak="0">
     <w:nsid w:val="68B82C35"/>
     <w:multiLevelType w:val="multilevel"/>
     <w:tmpl w:val="6E86AB20"/>
@@ -27028,7 +28950,7 @@
       </w:rPr>
     </w:lvl>
   </w:abstractNum>
-  <w:abstractNum w:abstractNumId="36" w15:restartNumberingAfterBreak="0">
+  <w:abstractNum w:abstractNumId="37" w15:restartNumberingAfterBreak="0">
     <w:nsid w:val="6A3D03FB"/>
     <w:multiLevelType w:val="hybridMultilevel"/>
     <w:tmpl w:val="72D829FA"/>
@@ -27141,7 +29063,7 @@
       </w:rPr>
     </w:lvl>
   </w:abstractNum>
-  <w:abstractNum w:abstractNumId="37" w15:restartNumberingAfterBreak="0">
+  <w:abstractNum w:abstractNumId="38" w15:restartNumberingAfterBreak="0">
     <w:nsid w:val="6ACE28E2"/>
     <w:multiLevelType w:val="multilevel"/>
     <w:tmpl w:val="51B632FA"/>
@@ -27290,7 +29212,7 @@
       </w:rPr>
     </w:lvl>
   </w:abstractNum>
-  <w:abstractNum w:abstractNumId="38" w15:restartNumberingAfterBreak="0">
+  <w:abstractNum w:abstractNumId="39" w15:restartNumberingAfterBreak="0">
     <w:nsid w:val="75423D83"/>
     <w:multiLevelType w:val="multilevel"/>
     <w:tmpl w:val="FA5E88B2"/>
@@ -27439,7 +29361,7 @@
       </w:rPr>
     </w:lvl>
   </w:abstractNum>
-  <w:abstractNum w:abstractNumId="39" w15:restartNumberingAfterBreak="0">
+  <w:abstractNum w:abstractNumId="40" w15:restartNumberingAfterBreak="0">
     <w:nsid w:val="79D54474"/>
     <w:multiLevelType w:val="hybridMultilevel"/>
     <w:tmpl w:val="C1BE32AE"/>
@@ -27553,124 +29475,127 @@
     </w:lvl>
   </w:abstractNum>
   <w:num w:numId="1" w16cid:durableId="2101221606">
+    <w:abstractNumId w:val="3"/>
+  </w:num>
+  <w:num w:numId="2" w16cid:durableId="1557936301">
+    <w:abstractNumId w:val="5"/>
+  </w:num>
+  <w:num w:numId="3" w16cid:durableId="1983580700">
+    <w:abstractNumId w:val="33"/>
+  </w:num>
+  <w:num w:numId="4" w16cid:durableId="1089039008">
     <w:abstractNumId w:val="2"/>
   </w:num>
-  <w:num w:numId="2" w16cid:durableId="1557936301">
-    <w:abstractNumId w:val="4"/>
+  <w:num w:numId="5" w16cid:durableId="1352873134">
+    <w:abstractNumId w:val="30"/>
   </w:num>
-  <w:num w:numId="3" w16cid:durableId="1983580700">
+  <w:num w:numId="6" w16cid:durableId="685519545">
+    <w:abstractNumId w:val="24"/>
+  </w:num>
+  <w:num w:numId="7" w16cid:durableId="1986737262">
+    <w:abstractNumId w:val="21"/>
+  </w:num>
+  <w:num w:numId="8" w16cid:durableId="1445728559">
+    <w:abstractNumId w:val="18"/>
+  </w:num>
+  <w:num w:numId="9" w16cid:durableId="1095176449">
+    <w:abstractNumId w:val="40"/>
+  </w:num>
+  <w:num w:numId="10" w16cid:durableId="1515220390">
+    <w:abstractNumId w:val="37"/>
+  </w:num>
+  <w:num w:numId="11" w16cid:durableId="844787697">
     <w:abstractNumId w:val="32"/>
   </w:num>
-  <w:num w:numId="4" w16cid:durableId="1089039008">
-    <w:abstractNumId w:val="1"/>
+  <w:num w:numId="12" w16cid:durableId="877820374">
+    <w:abstractNumId w:val="27"/>
   </w:num>
-  <w:num w:numId="5" w16cid:durableId="1352873134">
+  <w:num w:numId="13" w16cid:durableId="700324946">
+    <w:abstractNumId w:val="11"/>
+  </w:num>
+  <w:num w:numId="14" w16cid:durableId="1949317056">
     <w:abstractNumId w:val="29"/>
   </w:num>
-  <w:num w:numId="6" w16cid:durableId="685519545">
+  <w:num w:numId="15" w16cid:durableId="344333427">
+    <w:abstractNumId w:val="9"/>
+  </w:num>
+  <w:num w:numId="16" w16cid:durableId="395013650">
+    <w:abstractNumId w:val="17"/>
+  </w:num>
+  <w:num w:numId="17" w16cid:durableId="1565486386">
+    <w:abstractNumId w:val="13"/>
+  </w:num>
+  <w:num w:numId="18" w16cid:durableId="305666000">
+    <w:abstractNumId w:val="15"/>
+  </w:num>
+  <w:num w:numId="19" w16cid:durableId="1756392425">
+    <w:abstractNumId w:val="25"/>
+  </w:num>
+  <w:num w:numId="20" w16cid:durableId="1753577836">
+    <w:abstractNumId w:val="19"/>
+  </w:num>
+  <w:num w:numId="21" w16cid:durableId="440538676">
+    <w:abstractNumId w:val="7"/>
+  </w:num>
+  <w:num w:numId="22" w16cid:durableId="1312171898">
+    <w:abstractNumId w:val="6"/>
+  </w:num>
+  <w:num w:numId="23" w16cid:durableId="482279852">
     <w:abstractNumId w:val="23"/>
   </w:num>
-  <w:num w:numId="7" w16cid:durableId="1986737262">
+  <w:num w:numId="24" w16cid:durableId="1804735084">
+    <w:abstractNumId w:val="8"/>
+  </w:num>
+  <w:num w:numId="25" w16cid:durableId="1363704710">
+    <w:abstractNumId w:val="39"/>
+  </w:num>
+  <w:num w:numId="26" w16cid:durableId="2093158537">
+    <w:abstractNumId w:val="34"/>
+  </w:num>
+  <w:num w:numId="27" w16cid:durableId="1070690801">
+    <w:abstractNumId w:val="28"/>
+  </w:num>
+  <w:num w:numId="28" w16cid:durableId="708069090">
+    <w:abstractNumId w:val="14"/>
+  </w:num>
+  <w:num w:numId="29" w16cid:durableId="1827163217">
     <w:abstractNumId w:val="20"/>
   </w:num>
-  <w:num w:numId="8" w16cid:durableId="1445728559">
-    <w:abstractNumId w:val="17"/>
-  </w:num>
-  <w:num w:numId="9" w16cid:durableId="1095176449">
-    <w:abstractNumId w:val="39"/>
-  </w:num>
-  <w:num w:numId="10" w16cid:durableId="1515220390">
-    <w:abstractNumId w:val="36"/>
-  </w:num>
-  <w:num w:numId="11" w16cid:durableId="844787697">
-    <w:abstractNumId w:val="31"/>
-  </w:num>
-  <w:num w:numId="12" w16cid:durableId="877820374">
-    <w:abstractNumId w:val="26"/>
-  </w:num>
-  <w:num w:numId="13" w16cid:durableId="700324946">
-    <w:abstractNumId w:val="10"/>
-  </w:num>
-  <w:num w:numId="14" w16cid:durableId="1949317056">
-    <w:abstractNumId w:val="28"/>
-  </w:num>
-  <w:num w:numId="15" w16cid:durableId="344333427">
-    <w:abstractNumId w:val="8"/>
-  </w:num>
-  <w:num w:numId="16" w16cid:durableId="395013650">
+  <w:num w:numId="30" w16cid:durableId="819616236">
     <w:abstractNumId w:val="16"/>
-  </w:num>
-  <w:num w:numId="17" w16cid:durableId="1565486386">
-    <w:abstractNumId w:val="12"/>
-  </w:num>
-  <w:num w:numId="18" w16cid:durableId="305666000">
-    <w:abstractNumId w:val="14"/>
-  </w:num>
-  <w:num w:numId="19" w16cid:durableId="1756392425">
-    <w:abstractNumId w:val="24"/>
-  </w:num>
-  <w:num w:numId="20" w16cid:durableId="1753577836">
-    <w:abstractNumId w:val="18"/>
-  </w:num>
-  <w:num w:numId="21" w16cid:durableId="440538676">
-    <w:abstractNumId w:val="6"/>
-  </w:num>
-  <w:num w:numId="22" w16cid:durableId="1312171898">
-    <w:abstractNumId w:val="5"/>
-  </w:num>
-  <w:num w:numId="23" w16cid:durableId="482279852">
-    <w:abstractNumId w:val="22"/>
-  </w:num>
-  <w:num w:numId="24" w16cid:durableId="1804735084">
-    <w:abstractNumId w:val="7"/>
-  </w:num>
-  <w:num w:numId="25" w16cid:durableId="1363704710">
-    <w:abstractNumId w:val="38"/>
-  </w:num>
-  <w:num w:numId="26" w16cid:durableId="2093158537">
-    <w:abstractNumId w:val="33"/>
-  </w:num>
-  <w:num w:numId="27" w16cid:durableId="1070690801">
-    <w:abstractNumId w:val="27"/>
-  </w:num>
-  <w:num w:numId="28" w16cid:durableId="708069090">
-    <w:abstractNumId w:val="13"/>
-  </w:num>
-  <w:num w:numId="29" w16cid:durableId="1827163217">
-    <w:abstractNumId w:val="19"/>
-  </w:num>
-  <w:num w:numId="30" w16cid:durableId="819616236">
-    <w:abstractNumId w:val="15"/>
   </w:num>
   <w:num w:numId="31" w16cid:durableId="1590232729">
     <w:abstractNumId w:val="0"/>
   </w:num>
   <w:num w:numId="32" w16cid:durableId="990910424">
-    <w:abstractNumId w:val="9"/>
+    <w:abstractNumId w:val="10"/>
   </w:num>
   <w:num w:numId="33" w16cid:durableId="258563410">
-    <w:abstractNumId w:val="37"/>
+    <w:abstractNumId w:val="38"/>
   </w:num>
   <w:num w:numId="34" w16cid:durableId="1267082189">
-    <w:abstractNumId w:val="21"/>
+    <w:abstractNumId w:val="22"/>
   </w:num>
   <w:num w:numId="35" w16cid:durableId="785462346">
-    <w:abstractNumId w:val="34"/>
+    <w:abstractNumId w:val="35"/>
   </w:num>
   <w:num w:numId="36" w16cid:durableId="1098793293">
-    <w:abstractNumId w:val="35"/>
+    <w:abstractNumId w:val="36"/>
   </w:num>
   <w:num w:numId="37" w16cid:durableId="1322468206">
-    <w:abstractNumId w:val="30"/>
+    <w:abstractNumId w:val="31"/>
   </w:num>
   <w:num w:numId="38" w16cid:durableId="19548760">
-    <w:abstractNumId w:val="11"/>
+    <w:abstractNumId w:val="12"/>
   </w:num>
   <w:num w:numId="39" w16cid:durableId="202716848">
-    <w:abstractNumId w:val="25"/>
+    <w:abstractNumId w:val="26"/>
   </w:num>
   <w:num w:numId="40" w16cid:durableId="700208766">
-    <w:abstractNumId w:val="3"/>
+    <w:abstractNumId w:val="4"/>
+  </w:num>
+  <w:num w:numId="41" w16cid:durableId="1826817306">
+    <w:abstractNumId w:val="1"/>
   </w:num>
 </w:numbering>
 </file>
